--- a/Collatio/10a/1. Textos/1. Marcados/10a-B.docx
+++ b/Collatio/10a/1. Textos/1. Marcados/10a-B.docx
@@ -1,70 +1,473 @@
 
 <file path=word/document.xml><?xml version="1.0" encoding="utf-8"?>
-<w:document xmlns:wpc="http://schemas.microsoft.com/office/word/2010/wordprocessingCanvas" xmlns:cx="http://schemas.microsoft.com/office/drawing/2014/chartex" xmlns:cx1="http://schemas.microsoft.com/office/drawing/2015/9/8/chartex" xmlns:cx2="http://schemas.microsoft.com/office/drawing/2015/10/21/chartex" xmlns:cx3="http://schemas.microsoft.com/office/drawing/2016/5/9/chartex" xmlns:cx4="http://schemas.microsoft.com/office/drawing/2016/5/10/chartex" xmlns:cx5="http://schemas.microsoft.com/office/drawing/2016/5/11/chartex" xmlns:cx6="http://schemas.microsoft.com/office/drawing/2016/5/12/chartex" xmlns:cx7="http://schemas.microsoft.com/office/drawing/2016/5/13/chartex" xmlns:cx8="http://schemas.microsoft.com/office/drawing/2016/5/14/chartex" xmlns:mc="http://schemas.openxmlformats.org/markup-compatibility/2006" xmlns:aink="http://schemas.microsoft.com/office/drawing/2016/ink" xmlns:am3d="http://schemas.microsoft.com/office/drawing/2017/model3d" xmlns:o="urn:schemas-microsoft-com:office:office" xmlns:oel="http://schemas.microsoft.com/office/2019/extlst" xmlns:r="http://schemas.openxmlformats.org/officeDocument/2006/relationships" xmlns:m="http://schemas.openxmlformats.org/officeDocument/2006/math" xmlns:v="urn:schemas-microsoft-com:vml" xmlns:wp14="http://schemas.microsoft.com/office/word/2010/wordprocessingDrawing" xmlns:wp="http://schemas.openxmlformats.org/drawingml/2006/wordprocessingDrawing" xmlns:w10="urn:schemas-microsoft-com:office:word" xmlns:w="http://schemas.openxmlformats.org/wordprocessingml/2006/main" xmlns:w14="http://schemas.microsoft.com/office/word/2010/wordml" xmlns:w15="http://schemas.microsoft.com/office/word/2012/wordml" xmlns:w16cex="http://schemas.microsoft.com/office/word/2018/wordml/cex" xmlns:w16cid="http://schemas.microsoft.com/office/word/2016/wordml/cid" xmlns:w16="http://schemas.microsoft.com/office/word/2018/wordml" xmlns:w16sdtdh="http://schemas.microsoft.com/office/word/2020/wordml/sdtdatahash" xmlns:w16se="http://schemas.microsoft.com/office/word/2015/wordml/symex" xmlns:wpg="http://schemas.microsoft.com/office/word/2010/wordprocessingGroup" xmlns:wpi="http://schemas.microsoft.com/office/word/2010/wordprocessingInk" xmlns:wne="http://schemas.microsoft.com/office/word/2006/wordml" xmlns:wps="http://schemas.microsoft.com/office/word/2010/wordprocessingShape" mc:Ignorable="w14 w15 w16se w16cid w16 w16cex w16sdtdh wp14">
+<w:document xmlns:wpc="http://schemas.microsoft.com/office/word/2010/wordprocessingCanvas" xmlns:cx="http://schemas.microsoft.com/office/drawing/2014/chartex" xmlns:cx1="http://schemas.microsoft.com/office/drawing/2015/9/8/chartex" xmlns:cx2="http://schemas.microsoft.com/office/drawing/2015/10/21/chartex" xmlns:cx3="http://schemas.microsoft.com/office/drawing/2016/5/9/chartex" xmlns:cx4="http://schemas.microsoft.com/office/drawing/2016/5/10/chartex" xmlns:cx5="http://schemas.microsoft.com/office/drawing/2016/5/11/chartex" xmlns:cx6="http://schemas.microsoft.com/office/drawing/2016/5/12/chartex" xmlns:cx7="http://schemas.microsoft.com/office/drawing/2016/5/13/chartex" xmlns:cx8="http://schemas.microsoft.com/office/drawing/2016/5/14/chartex" xmlns:mc="http://schemas.openxmlformats.org/markup-compatibility/2006" xmlns:aink="http://schemas.microsoft.com/office/drawing/2016/ink" xmlns:am3d="http://schemas.microsoft.com/office/drawing/2017/model3d" xmlns:o="urn:schemas-microsoft-com:office:office" xmlns:oel="http://schemas.microsoft.com/office/2019/extlst" xmlns:r="http://schemas.openxmlformats.org/officeDocument/2006/relationships" xmlns:m="http://schemas.openxmlformats.org/officeDocument/2006/math" xmlns:v="urn:schemas-microsoft-com:vml" xmlns:wp14="http://schemas.microsoft.com/office/word/2010/wordprocessingDrawing" xmlns:wp="http://schemas.openxmlformats.org/drawingml/2006/wordprocessingDrawing" xmlns:w10="urn:schemas-microsoft-com:office:word" xmlns:w="http://schemas.openxmlformats.org/wordprocessingml/2006/main" xmlns:w14="http://schemas.microsoft.com/office/word/2010/wordml" xmlns:w15="http://schemas.microsoft.com/office/word/2012/wordml" xmlns:w16cex="http://schemas.microsoft.com/office/word/2018/wordml/cex" xmlns:w16cid="http://schemas.microsoft.com/office/word/2016/wordml/cid" xmlns:w16="http://schemas.microsoft.com/office/word/2018/wordml" xmlns:w16du="http://schemas.microsoft.com/office/word/2023/wordml/word16du" xmlns:w16sdtdh="http://schemas.microsoft.com/office/word/2020/wordml/sdtdatahash" xmlns:w16sdtfl="http://schemas.microsoft.com/office/word/2024/wordml/sdtformatlock" xmlns:w16se="http://schemas.microsoft.com/office/word/2015/wordml/symex" xmlns:wpg="http://schemas.microsoft.com/office/word/2010/wordprocessingGroup" xmlns:wpi="http://schemas.microsoft.com/office/word/2010/wordprocessingInk" xmlns:wne="http://schemas.microsoft.com/office/word/2006/wordml" xmlns:wps="http://schemas.microsoft.com/office/word/2010/wordprocessingShape" mc:Ignorable="w14 w15 w16se w16cid w16 w16cex w16sdtdh w16sdtfl w16du wp14">
   <w:body>
     <w:p>
       <w:pPr>
         <w:rPr>
+          <w:rFonts w:ascii="Brill" w:hAnsi="Brill"/>
           <w:lang w:val="es-ES"/>
         </w:rPr>
       </w:pPr>
       <w:r>
         <w:rPr>
+          <w:rFonts w:ascii="Brill" w:hAnsi="Brill"/>
           <w:color w:val="FF0000"/>
           <w:lang w:val="es-ES"/>
         </w:rPr>
         <w:t xml:space="preserve">13vb </w:t>
       </w:r>
-      <w:r>
-        <w:rPr>
-          <w:lang w:val="es-ES"/>
-        </w:rPr>
-        <w:t>r</w:t>
-      </w:r>
-      <w:r>
-        <w:rPr>
-          <w:lang w:val="es-ES"/>
-        </w:rPr>
-        <w:t xml:space="preserve">espondio el decipulo maestro ruego te que me digas por que razon quiso el nuestro señor que santa Maria de qu el priso carne % fuese virgen ante que concebiese e otro si fincase virgen depues que pario % respondio el maestro la razon por que dios fizo esto es esta que te yo dire agora % sepas que quando </w:t>
-      </w:r>
-      <w:r>
-        <w:rPr>
-          <w:lang w:val="es-ES"/>
-        </w:rPr>
-        <w:t>E</w:t>
-      </w:r>
-      <w:r>
-        <w:rPr>
-          <w:lang w:val="es-ES"/>
-        </w:rPr>
-        <w:t>va peco en el paraiso que era estonce</w:t>
-      </w:r>
-      <w:r>
-        <w:rPr>
-          <w:lang w:val="es-ES"/>
-        </w:rPr>
-        <w:t xml:space="preserve"> e</w:t>
-      </w:r>
-      <w:r>
-        <w:rPr>
-          <w:lang w:val="es-ES"/>
-        </w:rPr>
-        <w:t xml:space="preserve"> virgen que non avia conoscido Adan su marido nin Adan non conosciera a ella como marido deve </w:t>
-      </w:r>
-      <w:r>
-        <w:rPr>
+      <w:proofErr w:type="spellStart"/>
+      <w:r>
+        <w:rPr>
+          <w:rFonts w:ascii="Brill" w:hAnsi="Brill"/>
+          <w:lang w:val="es-ES"/>
+        </w:rPr>
+        <w:t>respondio</w:t>
+      </w:r>
+      <w:proofErr w:type="spellEnd"/>
+      <w:r>
+        <w:rPr>
+          <w:rFonts w:ascii="Brill" w:hAnsi="Brill"/>
+          <w:lang w:val="es-ES"/>
+        </w:rPr>
+        <w:t xml:space="preserve"> el </w:t>
+      </w:r>
+      <w:proofErr w:type="spellStart"/>
+      <w:r>
+        <w:rPr>
+          <w:rFonts w:ascii="Brill" w:hAnsi="Brill"/>
+          <w:lang w:val="es-ES"/>
+        </w:rPr>
+        <w:t>decipulo</w:t>
+      </w:r>
+      <w:proofErr w:type="spellEnd"/>
+      <w:r>
+        <w:rPr>
+          <w:rFonts w:ascii="Brill" w:hAnsi="Brill"/>
+          <w:lang w:val="es-ES"/>
+        </w:rPr>
+        <w:t xml:space="preserve"> maestro ruego te que me digas </w:t>
+      </w:r>
+      <w:proofErr w:type="spellStart"/>
+      <w:r>
+        <w:rPr>
+          <w:rFonts w:ascii="Brill" w:hAnsi="Brill"/>
+          <w:lang w:val="es-ES"/>
+        </w:rPr>
+        <w:t>por que</w:t>
+      </w:r>
+      <w:proofErr w:type="spellEnd"/>
+      <w:r>
+        <w:rPr>
+          <w:rFonts w:ascii="Brill" w:hAnsi="Brill"/>
+          <w:lang w:val="es-ES"/>
+        </w:rPr>
+        <w:t xml:space="preserve"> </w:t>
+      </w:r>
+      <w:proofErr w:type="spellStart"/>
+      <w:r>
+        <w:rPr>
+          <w:rFonts w:ascii="Brill" w:hAnsi="Brill"/>
+          <w:lang w:val="es-ES"/>
+        </w:rPr>
+        <w:t>razon</w:t>
+      </w:r>
+      <w:proofErr w:type="spellEnd"/>
+      <w:r>
+        <w:rPr>
+          <w:rFonts w:ascii="Brill" w:hAnsi="Brill"/>
+          <w:lang w:val="es-ES"/>
+        </w:rPr>
+        <w:t xml:space="preserve"> quiso el nuestro señor que santa </w:t>
+      </w:r>
+      <w:proofErr w:type="spellStart"/>
+      <w:r>
+        <w:rPr>
+          <w:rFonts w:ascii="Brill" w:hAnsi="Brill"/>
+          <w:lang w:val="es-ES"/>
+        </w:rPr>
+        <w:t>Maria</w:t>
+      </w:r>
+      <w:proofErr w:type="spellEnd"/>
+      <w:r>
+        <w:rPr>
+          <w:rFonts w:ascii="Brill" w:hAnsi="Brill"/>
+          <w:lang w:val="es-ES"/>
+        </w:rPr>
+        <w:t xml:space="preserve"> de </w:t>
+      </w:r>
+      <w:proofErr w:type="spellStart"/>
+      <w:r>
+        <w:rPr>
+          <w:rFonts w:ascii="Brill" w:hAnsi="Brill"/>
+          <w:lang w:val="es-ES"/>
+        </w:rPr>
+        <w:t>qu</w:t>
+      </w:r>
+      <w:proofErr w:type="spellEnd"/>
+      <w:r>
+        <w:rPr>
+          <w:rFonts w:ascii="Brill" w:hAnsi="Brill"/>
+          <w:lang w:val="es-ES"/>
+        </w:rPr>
+        <w:t xml:space="preserve"> el </w:t>
+      </w:r>
+      <w:proofErr w:type="spellStart"/>
+      <w:r>
+        <w:rPr>
+          <w:rFonts w:ascii="Brill" w:hAnsi="Brill"/>
+          <w:lang w:val="es-ES"/>
+        </w:rPr>
+        <w:t>priso</w:t>
+      </w:r>
+      <w:proofErr w:type="spellEnd"/>
+      <w:r>
+        <w:rPr>
+          <w:rFonts w:ascii="Brill" w:hAnsi="Brill"/>
+          <w:lang w:val="es-ES"/>
+        </w:rPr>
+        <w:t xml:space="preserve"> carne % fuese virgen ante que </w:t>
+      </w:r>
+      <w:proofErr w:type="spellStart"/>
+      <w:r>
+        <w:rPr>
+          <w:rFonts w:ascii="Brill" w:hAnsi="Brill"/>
+          <w:lang w:val="es-ES"/>
+        </w:rPr>
+        <w:t>concebiese</w:t>
+      </w:r>
+      <w:proofErr w:type="spellEnd"/>
+      <w:r>
+        <w:rPr>
+          <w:rFonts w:ascii="Brill" w:hAnsi="Brill"/>
+          <w:lang w:val="es-ES"/>
+        </w:rPr>
+        <w:t xml:space="preserve"> e otro si fincase virgen </w:t>
+      </w:r>
+      <w:proofErr w:type="spellStart"/>
+      <w:r>
+        <w:rPr>
+          <w:rFonts w:ascii="Brill" w:hAnsi="Brill"/>
+          <w:lang w:val="es-ES"/>
+        </w:rPr>
+        <w:t>depues</w:t>
+      </w:r>
+      <w:proofErr w:type="spellEnd"/>
+      <w:r>
+        <w:rPr>
+          <w:rFonts w:ascii="Brill" w:hAnsi="Brill"/>
+          <w:lang w:val="es-ES"/>
+        </w:rPr>
+        <w:t xml:space="preserve"> que pario % </w:t>
+      </w:r>
+      <w:proofErr w:type="spellStart"/>
+      <w:r>
+        <w:rPr>
+          <w:rFonts w:ascii="Brill" w:hAnsi="Brill"/>
+          <w:lang w:val="es-ES"/>
+        </w:rPr>
+        <w:t>respondio</w:t>
+      </w:r>
+      <w:proofErr w:type="spellEnd"/>
+      <w:r>
+        <w:rPr>
+          <w:rFonts w:ascii="Brill" w:hAnsi="Brill"/>
+          <w:lang w:val="es-ES"/>
+        </w:rPr>
+        <w:t xml:space="preserve"> el maestro la </w:t>
+      </w:r>
+      <w:proofErr w:type="spellStart"/>
+      <w:r>
+        <w:rPr>
+          <w:rFonts w:ascii="Brill" w:hAnsi="Brill"/>
+          <w:lang w:val="es-ES"/>
+        </w:rPr>
+        <w:t>razon</w:t>
+      </w:r>
+      <w:proofErr w:type="spellEnd"/>
+      <w:r>
+        <w:rPr>
+          <w:rFonts w:ascii="Brill" w:hAnsi="Brill"/>
+          <w:lang w:val="es-ES"/>
+        </w:rPr>
+        <w:t xml:space="preserve"> </w:t>
+      </w:r>
+      <w:proofErr w:type="spellStart"/>
+      <w:r>
+        <w:rPr>
+          <w:rFonts w:ascii="Brill" w:hAnsi="Brill"/>
+          <w:lang w:val="es-ES"/>
+        </w:rPr>
+        <w:t>por que</w:t>
+      </w:r>
+      <w:proofErr w:type="spellEnd"/>
+      <w:r>
+        <w:rPr>
+          <w:rFonts w:ascii="Brill" w:hAnsi="Brill"/>
+          <w:lang w:val="es-ES"/>
+        </w:rPr>
+        <w:t xml:space="preserve"> dios fizo esto es esta que te yo </w:t>
+      </w:r>
+      <w:proofErr w:type="spellStart"/>
+      <w:r>
+        <w:rPr>
+          <w:rFonts w:ascii="Brill" w:hAnsi="Brill"/>
+          <w:lang w:val="es-ES"/>
+        </w:rPr>
+        <w:t>dire</w:t>
+      </w:r>
+      <w:proofErr w:type="spellEnd"/>
+      <w:r>
+        <w:rPr>
+          <w:rFonts w:ascii="Brill" w:hAnsi="Brill"/>
+          <w:lang w:val="es-ES"/>
+        </w:rPr>
+        <w:t xml:space="preserve"> agora % sepas que </w:t>
+      </w:r>
+      <w:proofErr w:type="spellStart"/>
+      <w:r>
+        <w:rPr>
+          <w:rFonts w:ascii="Brill" w:hAnsi="Brill"/>
+          <w:lang w:val="es-ES"/>
+        </w:rPr>
+        <w:t>quando</w:t>
+      </w:r>
+      <w:proofErr w:type="spellEnd"/>
+      <w:r>
+        <w:rPr>
+          <w:rFonts w:ascii="Brill" w:hAnsi="Brill"/>
+          <w:lang w:val="es-ES"/>
+        </w:rPr>
+        <w:t xml:space="preserve"> Eva peco en el </w:t>
+      </w:r>
+      <w:proofErr w:type="spellStart"/>
+      <w:r>
+        <w:rPr>
+          <w:rFonts w:ascii="Brill" w:hAnsi="Brill"/>
+          <w:lang w:val="es-ES"/>
+        </w:rPr>
+        <w:t>paraiso</w:t>
+      </w:r>
+      <w:proofErr w:type="spellEnd"/>
+      <w:r>
+        <w:rPr>
+          <w:rFonts w:ascii="Brill" w:hAnsi="Brill"/>
+          <w:lang w:val="es-ES"/>
+        </w:rPr>
+        <w:t xml:space="preserve"> que era estonce e virgen que non </w:t>
+      </w:r>
+      <w:proofErr w:type="spellStart"/>
+      <w:r>
+        <w:rPr>
+          <w:rFonts w:ascii="Brill" w:hAnsi="Brill"/>
+          <w:lang w:val="es-ES"/>
+        </w:rPr>
+        <w:t>avia</w:t>
+      </w:r>
+      <w:proofErr w:type="spellEnd"/>
+      <w:r>
+        <w:rPr>
+          <w:rFonts w:ascii="Brill" w:hAnsi="Brill"/>
+          <w:lang w:val="es-ES"/>
+        </w:rPr>
+        <w:t xml:space="preserve"> </w:t>
+      </w:r>
+      <w:proofErr w:type="spellStart"/>
+      <w:r>
+        <w:rPr>
+          <w:rFonts w:ascii="Brill" w:hAnsi="Brill"/>
+          <w:lang w:val="es-ES"/>
+        </w:rPr>
+        <w:t>conoscido</w:t>
+      </w:r>
+      <w:proofErr w:type="spellEnd"/>
+      <w:r>
+        <w:rPr>
+          <w:rFonts w:ascii="Brill" w:hAnsi="Brill"/>
+          <w:lang w:val="es-ES"/>
+        </w:rPr>
+        <w:t xml:space="preserve"> </w:t>
+      </w:r>
+      <w:proofErr w:type="spellStart"/>
+      <w:r>
+        <w:rPr>
+          <w:rFonts w:ascii="Brill" w:hAnsi="Brill"/>
+          <w:lang w:val="es-ES"/>
+        </w:rPr>
+        <w:t>Adan</w:t>
+      </w:r>
+      <w:proofErr w:type="spellEnd"/>
+      <w:r>
+        <w:rPr>
+          <w:rFonts w:ascii="Brill" w:hAnsi="Brill"/>
+          <w:lang w:val="es-ES"/>
+        </w:rPr>
+        <w:t xml:space="preserve"> su marido nin </w:t>
+      </w:r>
+      <w:proofErr w:type="spellStart"/>
+      <w:r>
+        <w:rPr>
+          <w:rFonts w:ascii="Brill" w:hAnsi="Brill"/>
+          <w:lang w:val="es-ES"/>
+        </w:rPr>
+        <w:t>Adan</w:t>
+      </w:r>
+      <w:proofErr w:type="spellEnd"/>
+      <w:r>
+        <w:rPr>
+          <w:rFonts w:ascii="Brill" w:hAnsi="Brill"/>
+          <w:lang w:val="es-ES"/>
+        </w:rPr>
+        <w:t xml:space="preserve"> non </w:t>
+      </w:r>
+      <w:proofErr w:type="spellStart"/>
+      <w:r>
+        <w:rPr>
+          <w:rFonts w:ascii="Brill" w:hAnsi="Brill"/>
+          <w:lang w:val="es-ES"/>
+        </w:rPr>
+        <w:t>conosciera</w:t>
+      </w:r>
+      <w:proofErr w:type="spellEnd"/>
+      <w:r>
+        <w:rPr>
+          <w:rFonts w:ascii="Brill" w:hAnsi="Brill"/>
+          <w:lang w:val="es-ES"/>
+        </w:rPr>
+        <w:t xml:space="preserve"> a ella como marido deve </w:t>
+      </w:r>
+      <w:proofErr w:type="spellStart"/>
+      <w:r>
+        <w:rPr>
+          <w:rFonts w:ascii="Brill" w:hAnsi="Brill"/>
           <w:lang w:val="es-ES"/>
         </w:rPr>
         <w:t>conosce</w:t>
       </w:r>
-      <w:r>
-        <w:rPr>
-          <w:lang w:val="es-ES"/>
-        </w:rPr>
-        <w:t xml:space="preserve"> a moger que en anantes non sabian d esto ninguna cosa % que non avian verguença de lo que traia cada uno d ellos consigo % e depues que fueron fuera del paraiso se ayunto el </w:t>
-      </w:r>
-      <w:r>
-        <w:rPr>
+      <w:proofErr w:type="spellEnd"/>
+      <w:r>
+        <w:rPr>
+          <w:rFonts w:ascii="Brill" w:hAnsi="Brill"/>
+          <w:lang w:val="es-ES"/>
+        </w:rPr>
+        <w:t xml:space="preserve"> a </w:t>
+      </w:r>
+      <w:proofErr w:type="spellStart"/>
+      <w:r>
+        <w:rPr>
+          <w:rFonts w:ascii="Brill" w:hAnsi="Brill"/>
+          <w:lang w:val="es-ES"/>
+        </w:rPr>
+        <w:t>moger</w:t>
+      </w:r>
+      <w:proofErr w:type="spellEnd"/>
+      <w:r>
+        <w:rPr>
+          <w:rFonts w:ascii="Brill" w:hAnsi="Brill"/>
+          <w:lang w:val="es-ES"/>
+        </w:rPr>
+        <w:t xml:space="preserve"> que en anantes non </w:t>
+      </w:r>
+      <w:proofErr w:type="spellStart"/>
+      <w:r>
+        <w:rPr>
+          <w:rFonts w:ascii="Brill" w:hAnsi="Brill"/>
+          <w:lang w:val="es-ES"/>
+        </w:rPr>
+        <w:t>sabian</w:t>
+      </w:r>
+      <w:proofErr w:type="spellEnd"/>
+      <w:r>
+        <w:rPr>
+          <w:rFonts w:ascii="Brill" w:hAnsi="Brill"/>
+          <w:lang w:val="es-ES"/>
+        </w:rPr>
+        <w:t xml:space="preserve"> d esto ninguna cosa % que non </w:t>
+      </w:r>
+      <w:proofErr w:type="spellStart"/>
+      <w:r>
+        <w:rPr>
+          <w:rFonts w:ascii="Brill" w:hAnsi="Brill"/>
+          <w:lang w:val="es-ES"/>
+        </w:rPr>
+        <w:t>avian</w:t>
+      </w:r>
+      <w:proofErr w:type="spellEnd"/>
+      <w:r>
+        <w:rPr>
+          <w:rFonts w:ascii="Brill" w:hAnsi="Brill"/>
+          <w:lang w:val="es-ES"/>
+        </w:rPr>
+        <w:t xml:space="preserve"> </w:t>
+      </w:r>
+      <w:proofErr w:type="spellStart"/>
+      <w:r>
+        <w:rPr>
+          <w:rFonts w:ascii="Brill" w:hAnsi="Brill"/>
+          <w:lang w:val="es-ES"/>
+        </w:rPr>
+        <w:t>verguença</w:t>
+      </w:r>
+      <w:proofErr w:type="spellEnd"/>
+      <w:r>
+        <w:rPr>
+          <w:rFonts w:ascii="Brill" w:hAnsi="Brill"/>
+          <w:lang w:val="es-ES"/>
+        </w:rPr>
+        <w:t xml:space="preserve"> de lo que </w:t>
+      </w:r>
+      <w:proofErr w:type="spellStart"/>
+      <w:r>
+        <w:rPr>
+          <w:rFonts w:ascii="Brill" w:hAnsi="Brill"/>
+          <w:lang w:val="es-ES"/>
+        </w:rPr>
+        <w:t>traia</w:t>
+      </w:r>
+      <w:proofErr w:type="spellEnd"/>
+      <w:r>
+        <w:rPr>
+          <w:rFonts w:ascii="Brill" w:hAnsi="Brill"/>
+          <w:lang w:val="es-ES"/>
+        </w:rPr>
+        <w:t xml:space="preserve"> cada uno d ellos consigo % e </w:t>
+      </w:r>
+      <w:proofErr w:type="spellStart"/>
+      <w:r>
+        <w:rPr>
+          <w:rFonts w:ascii="Brill" w:hAnsi="Brill"/>
+          <w:lang w:val="es-ES"/>
+        </w:rPr>
+        <w:t>depues</w:t>
+      </w:r>
+      <w:proofErr w:type="spellEnd"/>
+      <w:r>
+        <w:rPr>
+          <w:rFonts w:ascii="Brill" w:hAnsi="Brill"/>
+          <w:lang w:val="es-ES"/>
+        </w:rPr>
+        <w:t xml:space="preserve"> que fueron fuera del </w:t>
+      </w:r>
+      <w:proofErr w:type="spellStart"/>
+      <w:r>
+        <w:rPr>
+          <w:rFonts w:ascii="Brill" w:hAnsi="Brill"/>
+          <w:lang w:val="es-ES"/>
+        </w:rPr>
+        <w:t>paraiso</w:t>
+      </w:r>
+      <w:proofErr w:type="spellEnd"/>
+      <w:r>
+        <w:rPr>
+          <w:rFonts w:ascii="Brill" w:hAnsi="Brill"/>
+          <w:lang w:val="es-ES"/>
+        </w:rPr>
+        <w:t xml:space="preserve"> se ayunto el </w:t>
+      </w:r>
+      <w:r>
+        <w:rPr>
+          <w:rFonts w:ascii="Brill" w:hAnsi="Brill"/>
           <w:color w:val="FF0000"/>
           <w:lang w:val="es-ES"/>
         </w:rPr>
@@ -72,22 +475,628 @@
       </w:r>
       <w:r>
         <w:rPr>
-          <w:lang w:val="es-ES"/>
-        </w:rPr>
-        <w:t xml:space="preserve">uno al otro por fazer engendramiento e de alli adelante ovieron sus fijos % e por que quando este pecado </w:t>
-      </w:r>
-      <w:r>
-        <w:rPr>
-          <w:lang w:val="es-ES"/>
-        </w:rPr>
-        <w:t xml:space="preserve">que nos </w:t>
-      </w:r>
-      <w:r>
-        <w:rPr>
-          <w:lang w:val="es-ES"/>
-        </w:rPr>
-        <w:t>deximos que fizo Eva era ella virgen por esso quiso el nuestro señor quando vieno a asmar en la encarnacion qu el tomo en santa Maria su madre que fuese virgen tan buena e tan conplida como ella fue en fecho como en voluntad % e depues d esto quiso que fincase virgen depues del parto e para toda via ca Eva era virgen ante que pecase e perdio la virginidat depues que peco a lo contrario de santa Maria que fue virgen ante que concebiese e fue lo depues del concebimiento e finco virgen depues del parto de la nacencia de Jesucristo para sienpre jamas % e esto por dos cosas % la primera por mostrar el su poder quan grande era en poder lo fazer % ca bien falla ombre que la muger puede concebir seyendo virgen mas segund natura non puede parir que se non aya a corronper % e esto quiso nuestro señor fazer por miragro por nos demostrar que tamaño es el su poder % la segunda fizo lo por bondat d ella por que asi como ella fue sienpre sin toda manzilla que asi la queria el guardar para si mesmo para levar la adornar al reino celestial e poner la a la su mano diestra do regna el e ella para sienpre jamas</w:t>
-      </w:r>
+          <w:rFonts w:ascii="Brill" w:hAnsi="Brill"/>
+          <w:lang w:val="es-ES"/>
+        </w:rPr>
+        <w:t xml:space="preserve">uno al otro por fazer engendramiento e de </w:t>
+      </w:r>
+      <w:proofErr w:type="spellStart"/>
+      <w:r>
+        <w:rPr>
+          <w:rFonts w:ascii="Brill" w:hAnsi="Brill"/>
+          <w:lang w:val="es-ES"/>
+        </w:rPr>
+        <w:t>alli</w:t>
+      </w:r>
+      <w:proofErr w:type="spellEnd"/>
+      <w:r>
+        <w:rPr>
+          <w:rFonts w:ascii="Brill" w:hAnsi="Brill"/>
+          <w:lang w:val="es-ES"/>
+        </w:rPr>
+        <w:t xml:space="preserve"> adelante ovieron sus fijos % e </w:t>
+      </w:r>
+      <w:proofErr w:type="spellStart"/>
+      <w:r>
+        <w:rPr>
+          <w:rFonts w:ascii="Brill" w:hAnsi="Brill"/>
+          <w:lang w:val="es-ES"/>
+        </w:rPr>
+        <w:t>por que</w:t>
+      </w:r>
+      <w:proofErr w:type="spellEnd"/>
+      <w:r>
+        <w:rPr>
+          <w:rFonts w:ascii="Brill" w:hAnsi="Brill"/>
+          <w:lang w:val="es-ES"/>
+        </w:rPr>
+        <w:t xml:space="preserve"> </w:t>
+      </w:r>
+      <w:proofErr w:type="spellStart"/>
+      <w:r>
+        <w:rPr>
+          <w:rFonts w:ascii="Brill" w:hAnsi="Brill"/>
+          <w:lang w:val="es-ES"/>
+        </w:rPr>
+        <w:t>quando</w:t>
+      </w:r>
+      <w:proofErr w:type="spellEnd"/>
+      <w:r>
+        <w:rPr>
+          <w:rFonts w:ascii="Brill" w:hAnsi="Brill"/>
+          <w:lang w:val="es-ES"/>
+        </w:rPr>
+        <w:t xml:space="preserve"> este pecado que nos </w:t>
+      </w:r>
+      <w:proofErr w:type="spellStart"/>
+      <w:r>
+        <w:rPr>
+          <w:rFonts w:ascii="Brill" w:hAnsi="Brill"/>
+          <w:lang w:val="es-ES"/>
+        </w:rPr>
+        <w:t>deximos</w:t>
+      </w:r>
+      <w:proofErr w:type="spellEnd"/>
+      <w:r>
+        <w:rPr>
+          <w:rFonts w:ascii="Brill" w:hAnsi="Brill"/>
+          <w:lang w:val="es-ES"/>
+        </w:rPr>
+        <w:t xml:space="preserve"> que fizo Eva era ella virgen por </w:t>
+      </w:r>
+      <w:proofErr w:type="spellStart"/>
+      <w:r>
+        <w:rPr>
+          <w:rFonts w:ascii="Brill" w:hAnsi="Brill"/>
+          <w:lang w:val="es-ES"/>
+        </w:rPr>
+        <w:t>esso</w:t>
+      </w:r>
+      <w:proofErr w:type="spellEnd"/>
+      <w:r>
+        <w:rPr>
+          <w:rFonts w:ascii="Brill" w:hAnsi="Brill"/>
+          <w:lang w:val="es-ES"/>
+        </w:rPr>
+        <w:t xml:space="preserve"> quiso el nuestro señor </w:t>
+      </w:r>
+      <w:proofErr w:type="spellStart"/>
+      <w:r>
+        <w:rPr>
+          <w:rFonts w:ascii="Brill" w:hAnsi="Brill"/>
+          <w:lang w:val="es-ES"/>
+        </w:rPr>
+        <w:t>quando</w:t>
+      </w:r>
+      <w:proofErr w:type="spellEnd"/>
+      <w:r>
+        <w:rPr>
+          <w:rFonts w:ascii="Brill" w:hAnsi="Brill"/>
+          <w:lang w:val="es-ES"/>
+        </w:rPr>
+        <w:t xml:space="preserve"> </w:t>
+      </w:r>
+      <w:proofErr w:type="spellStart"/>
+      <w:r>
+        <w:rPr>
+          <w:rFonts w:ascii="Brill" w:hAnsi="Brill"/>
+          <w:lang w:val="es-ES"/>
+        </w:rPr>
+        <w:t>vieno</w:t>
+      </w:r>
+      <w:proofErr w:type="spellEnd"/>
+      <w:r>
+        <w:rPr>
+          <w:rFonts w:ascii="Brill" w:hAnsi="Brill"/>
+          <w:lang w:val="es-ES"/>
+        </w:rPr>
+        <w:t xml:space="preserve"> a asmar en la </w:t>
+      </w:r>
+      <w:proofErr w:type="spellStart"/>
+      <w:r>
+        <w:rPr>
+          <w:rFonts w:ascii="Brill" w:hAnsi="Brill"/>
+          <w:lang w:val="es-ES"/>
+        </w:rPr>
+        <w:t>encarnacion</w:t>
+      </w:r>
+      <w:proofErr w:type="spellEnd"/>
+      <w:r>
+        <w:rPr>
+          <w:rFonts w:ascii="Brill" w:hAnsi="Brill"/>
+          <w:lang w:val="es-ES"/>
+        </w:rPr>
+        <w:t xml:space="preserve"> </w:t>
+      </w:r>
+      <w:proofErr w:type="spellStart"/>
+      <w:r>
+        <w:rPr>
+          <w:rFonts w:ascii="Brill" w:hAnsi="Brill"/>
+          <w:lang w:val="es-ES"/>
+        </w:rPr>
+        <w:t>qu</w:t>
+      </w:r>
+      <w:proofErr w:type="spellEnd"/>
+      <w:r>
+        <w:rPr>
+          <w:rFonts w:ascii="Brill" w:hAnsi="Brill"/>
+          <w:lang w:val="es-ES"/>
+        </w:rPr>
+        <w:t xml:space="preserve"> el tomo en santa </w:t>
+      </w:r>
+      <w:proofErr w:type="spellStart"/>
+      <w:r>
+        <w:rPr>
+          <w:rFonts w:ascii="Brill" w:hAnsi="Brill"/>
+          <w:lang w:val="es-ES"/>
+        </w:rPr>
+        <w:t>Maria</w:t>
+      </w:r>
+      <w:proofErr w:type="spellEnd"/>
+      <w:r>
+        <w:rPr>
+          <w:rFonts w:ascii="Brill" w:hAnsi="Brill"/>
+          <w:lang w:val="es-ES"/>
+        </w:rPr>
+        <w:t xml:space="preserve"> su madre que fuese virgen tan buena e tan </w:t>
+      </w:r>
+      <w:proofErr w:type="spellStart"/>
+      <w:r>
+        <w:rPr>
+          <w:rFonts w:ascii="Brill" w:hAnsi="Brill"/>
+          <w:lang w:val="es-ES"/>
+        </w:rPr>
+        <w:t>conplida</w:t>
+      </w:r>
+      <w:proofErr w:type="spellEnd"/>
+      <w:r>
+        <w:rPr>
+          <w:rFonts w:ascii="Brill" w:hAnsi="Brill"/>
+          <w:lang w:val="es-ES"/>
+        </w:rPr>
+        <w:t xml:space="preserve"> como ella fue en fecho como en voluntad % e </w:t>
+      </w:r>
+      <w:proofErr w:type="spellStart"/>
+      <w:r>
+        <w:rPr>
+          <w:rFonts w:ascii="Brill" w:hAnsi="Brill"/>
+          <w:lang w:val="es-ES"/>
+        </w:rPr>
+        <w:t>depues</w:t>
+      </w:r>
+      <w:proofErr w:type="spellEnd"/>
+      <w:r>
+        <w:rPr>
+          <w:rFonts w:ascii="Brill" w:hAnsi="Brill"/>
+          <w:lang w:val="es-ES"/>
+        </w:rPr>
+        <w:t xml:space="preserve"> d esto quiso que fincase virgen </w:t>
+      </w:r>
+      <w:proofErr w:type="spellStart"/>
+      <w:r>
+        <w:rPr>
+          <w:rFonts w:ascii="Brill" w:hAnsi="Brill"/>
+          <w:lang w:val="es-ES"/>
+        </w:rPr>
+        <w:t>depues</w:t>
+      </w:r>
+      <w:proofErr w:type="spellEnd"/>
+      <w:r>
+        <w:rPr>
+          <w:rFonts w:ascii="Brill" w:hAnsi="Brill"/>
+          <w:lang w:val="es-ES"/>
+        </w:rPr>
+        <w:t xml:space="preserve"> del parto e para toda </w:t>
+      </w:r>
+      <w:proofErr w:type="spellStart"/>
+      <w:r>
+        <w:rPr>
+          <w:rFonts w:ascii="Brill" w:hAnsi="Brill"/>
+          <w:lang w:val="es-ES"/>
+        </w:rPr>
+        <w:t>via</w:t>
+      </w:r>
+      <w:proofErr w:type="spellEnd"/>
+      <w:r>
+        <w:rPr>
+          <w:rFonts w:ascii="Brill" w:hAnsi="Brill"/>
+          <w:lang w:val="es-ES"/>
+        </w:rPr>
+        <w:t xml:space="preserve"> ca Eva era virgen ante que pecase e </w:t>
+      </w:r>
+      <w:proofErr w:type="spellStart"/>
+      <w:r>
+        <w:rPr>
+          <w:rFonts w:ascii="Brill" w:hAnsi="Brill"/>
+          <w:lang w:val="es-ES"/>
+        </w:rPr>
+        <w:t>perdio</w:t>
+      </w:r>
+      <w:proofErr w:type="spellEnd"/>
+      <w:r>
+        <w:rPr>
+          <w:rFonts w:ascii="Brill" w:hAnsi="Brill"/>
+          <w:lang w:val="es-ES"/>
+        </w:rPr>
+        <w:t xml:space="preserve"> la </w:t>
+      </w:r>
+      <w:proofErr w:type="spellStart"/>
+      <w:r>
+        <w:rPr>
+          <w:rFonts w:ascii="Brill" w:hAnsi="Brill"/>
+          <w:lang w:val="es-ES"/>
+        </w:rPr>
+        <w:t>virginidat</w:t>
+      </w:r>
+      <w:proofErr w:type="spellEnd"/>
+      <w:r>
+        <w:rPr>
+          <w:rFonts w:ascii="Brill" w:hAnsi="Brill"/>
+          <w:lang w:val="es-ES"/>
+        </w:rPr>
+        <w:t xml:space="preserve"> </w:t>
+      </w:r>
+      <w:proofErr w:type="spellStart"/>
+      <w:r>
+        <w:rPr>
+          <w:rFonts w:ascii="Brill" w:hAnsi="Brill"/>
+          <w:lang w:val="es-ES"/>
+        </w:rPr>
+        <w:t>depues</w:t>
+      </w:r>
+      <w:proofErr w:type="spellEnd"/>
+      <w:r>
+        <w:rPr>
+          <w:rFonts w:ascii="Brill" w:hAnsi="Brill"/>
+          <w:lang w:val="es-ES"/>
+        </w:rPr>
+        <w:t xml:space="preserve"> que peco a lo contrario de santa </w:t>
+      </w:r>
+      <w:proofErr w:type="spellStart"/>
+      <w:r>
+        <w:rPr>
+          <w:rFonts w:ascii="Brill" w:hAnsi="Brill"/>
+          <w:lang w:val="es-ES"/>
+        </w:rPr>
+        <w:t>Maria</w:t>
+      </w:r>
+      <w:proofErr w:type="spellEnd"/>
+      <w:r>
+        <w:rPr>
+          <w:rFonts w:ascii="Brill" w:hAnsi="Brill"/>
+          <w:lang w:val="es-ES"/>
+        </w:rPr>
+        <w:t xml:space="preserve"> que fue virgen ante que </w:t>
+      </w:r>
+      <w:proofErr w:type="spellStart"/>
+      <w:r>
+        <w:rPr>
+          <w:rFonts w:ascii="Brill" w:hAnsi="Brill"/>
+          <w:lang w:val="es-ES"/>
+        </w:rPr>
+        <w:t>concebiese</w:t>
+      </w:r>
+      <w:proofErr w:type="spellEnd"/>
+      <w:r>
+        <w:rPr>
+          <w:rFonts w:ascii="Brill" w:hAnsi="Brill"/>
+          <w:lang w:val="es-ES"/>
+        </w:rPr>
+        <w:t xml:space="preserve"> e fue lo </w:t>
+      </w:r>
+      <w:proofErr w:type="spellStart"/>
+      <w:r>
+        <w:rPr>
+          <w:rFonts w:ascii="Brill" w:hAnsi="Brill"/>
+          <w:lang w:val="es-ES"/>
+        </w:rPr>
+        <w:t>depues</w:t>
+      </w:r>
+      <w:proofErr w:type="spellEnd"/>
+      <w:r>
+        <w:rPr>
+          <w:rFonts w:ascii="Brill" w:hAnsi="Brill"/>
+          <w:lang w:val="es-ES"/>
+        </w:rPr>
+        <w:t xml:space="preserve"> del concebimiento e finco virgen </w:t>
+      </w:r>
+      <w:proofErr w:type="spellStart"/>
+      <w:r>
+        <w:rPr>
+          <w:rFonts w:ascii="Brill" w:hAnsi="Brill"/>
+          <w:lang w:val="es-ES"/>
+        </w:rPr>
+        <w:t>depues</w:t>
+      </w:r>
+      <w:proofErr w:type="spellEnd"/>
+      <w:r>
+        <w:rPr>
+          <w:rFonts w:ascii="Brill" w:hAnsi="Brill"/>
+          <w:lang w:val="es-ES"/>
+        </w:rPr>
+        <w:t xml:space="preserve"> del parto de la nacencia de Jesucristo para </w:t>
+      </w:r>
+      <w:proofErr w:type="spellStart"/>
+      <w:r>
+        <w:rPr>
+          <w:rFonts w:ascii="Brill" w:hAnsi="Brill"/>
+          <w:lang w:val="es-ES"/>
+        </w:rPr>
+        <w:t>sienpre</w:t>
+      </w:r>
+      <w:proofErr w:type="spellEnd"/>
+      <w:r>
+        <w:rPr>
+          <w:rFonts w:ascii="Brill" w:hAnsi="Brill"/>
+          <w:lang w:val="es-ES"/>
+        </w:rPr>
+        <w:t xml:space="preserve"> </w:t>
+      </w:r>
+      <w:proofErr w:type="spellStart"/>
+      <w:r>
+        <w:rPr>
+          <w:rFonts w:ascii="Brill" w:hAnsi="Brill"/>
+          <w:lang w:val="es-ES"/>
+        </w:rPr>
+        <w:t>jamas</w:t>
+      </w:r>
+      <w:proofErr w:type="spellEnd"/>
+      <w:r>
+        <w:rPr>
+          <w:rFonts w:ascii="Brill" w:hAnsi="Brill"/>
+          <w:lang w:val="es-ES"/>
+        </w:rPr>
+        <w:t xml:space="preserve"> % e esto por dos cosas % la primera por mostrar el su poder </w:t>
+      </w:r>
+      <w:proofErr w:type="spellStart"/>
+      <w:r>
+        <w:rPr>
+          <w:rFonts w:ascii="Brill" w:hAnsi="Brill"/>
+          <w:lang w:val="es-ES"/>
+        </w:rPr>
+        <w:t>quan</w:t>
+      </w:r>
+      <w:proofErr w:type="spellEnd"/>
+      <w:r>
+        <w:rPr>
+          <w:rFonts w:ascii="Brill" w:hAnsi="Brill"/>
+          <w:lang w:val="es-ES"/>
+        </w:rPr>
+        <w:t xml:space="preserve"> grande era en poder lo fazer % ca bien falla ombre que la muger puede concebir </w:t>
+      </w:r>
+      <w:proofErr w:type="spellStart"/>
+      <w:r>
+        <w:rPr>
+          <w:rFonts w:ascii="Brill" w:hAnsi="Brill"/>
+          <w:lang w:val="es-ES"/>
+        </w:rPr>
+        <w:t>seyendo</w:t>
+      </w:r>
+      <w:proofErr w:type="spellEnd"/>
+      <w:r>
+        <w:rPr>
+          <w:rFonts w:ascii="Brill" w:hAnsi="Brill"/>
+          <w:lang w:val="es-ES"/>
+        </w:rPr>
+        <w:t xml:space="preserve"> virgen </w:t>
+      </w:r>
+      <w:proofErr w:type="spellStart"/>
+      <w:r>
+        <w:rPr>
+          <w:rFonts w:ascii="Brill" w:hAnsi="Brill"/>
+          <w:lang w:val="es-ES"/>
+        </w:rPr>
+        <w:t>mas</w:t>
+      </w:r>
+      <w:proofErr w:type="spellEnd"/>
+      <w:r>
+        <w:rPr>
+          <w:rFonts w:ascii="Brill" w:hAnsi="Brill"/>
+          <w:lang w:val="es-ES"/>
+        </w:rPr>
+        <w:t xml:space="preserve"> segund natura non puede parir que se non aya a </w:t>
+      </w:r>
+      <w:proofErr w:type="spellStart"/>
+      <w:r>
+        <w:rPr>
+          <w:rFonts w:ascii="Brill" w:hAnsi="Brill"/>
+          <w:lang w:val="es-ES"/>
+        </w:rPr>
+        <w:t>corronper</w:t>
+      </w:r>
+      <w:proofErr w:type="spellEnd"/>
+      <w:r>
+        <w:rPr>
+          <w:rFonts w:ascii="Brill" w:hAnsi="Brill"/>
+          <w:lang w:val="es-ES"/>
+        </w:rPr>
+        <w:t xml:space="preserve"> % e esto quiso nuestro señor fazer por </w:t>
+      </w:r>
+      <w:proofErr w:type="spellStart"/>
+      <w:r>
+        <w:rPr>
+          <w:rFonts w:ascii="Brill" w:hAnsi="Brill"/>
+          <w:lang w:val="es-ES"/>
+        </w:rPr>
+        <w:t>miragro</w:t>
+      </w:r>
+      <w:proofErr w:type="spellEnd"/>
+      <w:r>
+        <w:rPr>
+          <w:rFonts w:ascii="Brill" w:hAnsi="Brill"/>
+          <w:lang w:val="es-ES"/>
+        </w:rPr>
+        <w:t xml:space="preserve"> por nos demostrar que tamaño es el su poder % la segunda fizo lo por </w:t>
+      </w:r>
+      <w:proofErr w:type="spellStart"/>
+      <w:r>
+        <w:rPr>
+          <w:rFonts w:ascii="Brill" w:hAnsi="Brill"/>
+          <w:lang w:val="es-ES"/>
+        </w:rPr>
+        <w:t>bondat</w:t>
+      </w:r>
+      <w:proofErr w:type="spellEnd"/>
+      <w:r>
+        <w:rPr>
+          <w:rFonts w:ascii="Brill" w:hAnsi="Brill"/>
+          <w:lang w:val="es-ES"/>
+        </w:rPr>
+        <w:t xml:space="preserve"> d ella </w:t>
+      </w:r>
+      <w:proofErr w:type="spellStart"/>
+      <w:r>
+        <w:rPr>
+          <w:rFonts w:ascii="Brill" w:hAnsi="Brill"/>
+          <w:lang w:val="es-ES"/>
+        </w:rPr>
+        <w:t>por que</w:t>
+      </w:r>
+      <w:proofErr w:type="spellEnd"/>
+      <w:r>
+        <w:rPr>
+          <w:rFonts w:ascii="Brill" w:hAnsi="Brill"/>
+          <w:lang w:val="es-ES"/>
+        </w:rPr>
+        <w:t xml:space="preserve"> </w:t>
+      </w:r>
+      <w:proofErr w:type="spellStart"/>
+      <w:r>
+        <w:rPr>
+          <w:rFonts w:ascii="Brill" w:hAnsi="Brill"/>
+          <w:lang w:val="es-ES"/>
+        </w:rPr>
+        <w:t>asi</w:t>
+      </w:r>
+      <w:proofErr w:type="spellEnd"/>
+      <w:r>
+        <w:rPr>
+          <w:rFonts w:ascii="Brill" w:hAnsi="Brill"/>
+          <w:lang w:val="es-ES"/>
+        </w:rPr>
+        <w:t xml:space="preserve"> como ella fue </w:t>
+      </w:r>
+      <w:proofErr w:type="spellStart"/>
+      <w:r>
+        <w:rPr>
+          <w:rFonts w:ascii="Brill" w:hAnsi="Brill"/>
+          <w:lang w:val="es-ES"/>
+        </w:rPr>
+        <w:t>sienpre</w:t>
+      </w:r>
+      <w:proofErr w:type="spellEnd"/>
+      <w:r>
+        <w:rPr>
+          <w:rFonts w:ascii="Brill" w:hAnsi="Brill"/>
+          <w:lang w:val="es-ES"/>
+        </w:rPr>
+        <w:t xml:space="preserve"> sin toda </w:t>
+      </w:r>
+      <w:proofErr w:type="spellStart"/>
+      <w:r>
+        <w:rPr>
+          <w:rFonts w:ascii="Brill" w:hAnsi="Brill"/>
+          <w:lang w:val="es-ES"/>
+        </w:rPr>
+        <w:t>manzilla</w:t>
+      </w:r>
+      <w:proofErr w:type="spellEnd"/>
+      <w:r>
+        <w:rPr>
+          <w:rFonts w:ascii="Brill" w:hAnsi="Brill"/>
+          <w:lang w:val="es-ES"/>
+        </w:rPr>
+        <w:t xml:space="preserve"> que </w:t>
+      </w:r>
+      <w:proofErr w:type="spellStart"/>
+      <w:r>
+        <w:rPr>
+          <w:rFonts w:ascii="Brill" w:hAnsi="Brill"/>
+          <w:lang w:val="es-ES"/>
+        </w:rPr>
+        <w:t>asi</w:t>
+      </w:r>
+      <w:proofErr w:type="spellEnd"/>
+      <w:r>
+        <w:rPr>
+          <w:rFonts w:ascii="Brill" w:hAnsi="Brill"/>
+          <w:lang w:val="es-ES"/>
+        </w:rPr>
+        <w:t xml:space="preserve"> la </w:t>
+      </w:r>
+      <w:proofErr w:type="spellStart"/>
+      <w:r>
+        <w:rPr>
+          <w:rFonts w:ascii="Brill" w:hAnsi="Brill"/>
+          <w:lang w:val="es-ES"/>
+        </w:rPr>
+        <w:t>queria</w:t>
+      </w:r>
+      <w:proofErr w:type="spellEnd"/>
+      <w:r>
+        <w:rPr>
+          <w:rFonts w:ascii="Brill" w:hAnsi="Brill"/>
+          <w:lang w:val="es-ES"/>
+        </w:rPr>
+        <w:t xml:space="preserve"> el guardar para si mesmo para </w:t>
+      </w:r>
+      <w:proofErr w:type="spellStart"/>
+      <w:r>
+        <w:rPr>
+          <w:rFonts w:ascii="Brill" w:hAnsi="Brill"/>
+          <w:lang w:val="es-ES"/>
+        </w:rPr>
+        <w:t>levar</w:t>
+      </w:r>
+      <w:proofErr w:type="spellEnd"/>
+      <w:r>
+        <w:rPr>
+          <w:rFonts w:ascii="Brill" w:hAnsi="Brill"/>
+          <w:lang w:val="es-ES"/>
+        </w:rPr>
+        <w:t xml:space="preserve"> la adornar al reino celestial e poner la a la su mano diestra do </w:t>
+      </w:r>
+      <w:proofErr w:type="spellStart"/>
+      <w:r>
+        <w:rPr>
+          <w:rFonts w:ascii="Brill" w:hAnsi="Brill"/>
+          <w:lang w:val="es-ES"/>
+        </w:rPr>
+        <w:t>regna</w:t>
+      </w:r>
+      <w:proofErr w:type="spellEnd"/>
+      <w:r>
+        <w:rPr>
+          <w:rFonts w:ascii="Brill" w:hAnsi="Brill"/>
+          <w:lang w:val="es-ES"/>
+        </w:rPr>
+        <w:t xml:space="preserve"> el e ella para </w:t>
+      </w:r>
+      <w:proofErr w:type="spellStart"/>
+      <w:r>
+        <w:rPr>
+          <w:rFonts w:ascii="Brill" w:hAnsi="Brill"/>
+          <w:lang w:val="es-ES"/>
+        </w:rPr>
+        <w:t>sienpre</w:t>
+      </w:r>
+      <w:proofErr w:type="spellEnd"/>
+      <w:r>
+        <w:rPr>
+          <w:rFonts w:ascii="Brill" w:hAnsi="Brill"/>
+          <w:lang w:val="es-ES"/>
+        </w:rPr>
+        <w:t xml:space="preserve"> </w:t>
+      </w:r>
+      <w:proofErr w:type="spellStart"/>
+      <w:r>
+        <w:rPr>
+          <w:rFonts w:ascii="Brill" w:hAnsi="Brill"/>
+          <w:lang w:val="es-ES"/>
+        </w:rPr>
+        <w:t>jamas</w:t>
+      </w:r>
+      <w:proofErr w:type="spellEnd"/>
     </w:p>
     <w:sectPr>
       <w:pgSz w:w="11906" w:h="16838"/>
@@ -100,7 +1109,7 @@
 </file>
 
 <file path=word/styles.xml><?xml version="1.0" encoding="utf-8"?>
-<w:styles xmlns:mc="http://schemas.openxmlformats.org/markup-compatibility/2006" xmlns:r="http://schemas.openxmlformats.org/officeDocument/2006/relationships" xmlns:w="http://schemas.openxmlformats.org/wordprocessingml/2006/main" xmlns:w14="http://schemas.microsoft.com/office/word/2010/wordml" xmlns:w15="http://schemas.microsoft.com/office/word/2012/wordml" xmlns:w16cex="http://schemas.microsoft.com/office/word/2018/wordml/cex" xmlns:w16cid="http://schemas.microsoft.com/office/word/2016/wordml/cid" xmlns:w16="http://schemas.microsoft.com/office/word/2018/wordml" xmlns:w16sdtdh="http://schemas.microsoft.com/office/word/2020/wordml/sdtdatahash" xmlns:w16se="http://schemas.microsoft.com/office/word/2015/wordml/symex" mc:Ignorable="w14 w15 w16se w16cid w16 w16cex w16sdtdh">
+<w:styles xmlns:mc="http://schemas.openxmlformats.org/markup-compatibility/2006" xmlns:r="http://schemas.openxmlformats.org/officeDocument/2006/relationships" xmlns:w="http://schemas.openxmlformats.org/wordprocessingml/2006/main" xmlns:w14="http://schemas.microsoft.com/office/word/2010/wordml" xmlns:w15="http://schemas.microsoft.com/office/word/2012/wordml" xmlns:w16cex="http://schemas.microsoft.com/office/word/2018/wordml/cex" xmlns:w16cid="http://schemas.microsoft.com/office/word/2016/wordml/cid" xmlns:w16="http://schemas.microsoft.com/office/word/2018/wordml" xmlns:w16du="http://schemas.microsoft.com/office/word/2023/wordml/word16du" xmlns:w16sdtdh="http://schemas.microsoft.com/office/word/2020/wordml/sdtdatahash" xmlns:w16sdtfl="http://schemas.microsoft.com/office/word/2024/wordml/sdtformatlock" xmlns:w16se="http://schemas.microsoft.com/office/word/2015/wordml/symex" mc:Ignorable="w14 w15 w16se w16cid w16 w16cex w16sdtdh w16sdtfl w16du">
   <w:docDefaults>
     <w:rPrDefault>
       <w:rPr>
